--- a/vorlagen/mehrkostenankuendigung-vob-b/mehrkostenankuendigung-vob-b.docx
+++ b/vorlagen/mehrkostenankuendigung-vob-b/mehrkostenankuendigung-vob-b.docx
@@ -36,7 +36,7 @@
           <w:color w:val="0F1A28"/>
           <w:sz w:val="21"/>
         </w:rPr>
-        <w:t>Mit diesem Musterschreiben kündigen Sie als Auftragnehmer an, dass Sie für eine im Vertrag nicht vorgesehene Leistung eine besondere Vergütung verlangen. Das Schreiben muss beim Auftraggeber sein, bevor Sie mit der zusätzlichen Leistung beginnen. Ersetzen Sie die Platzhalter in eckigen Klammern durch Ihre Angaben und streichen Sie, was nicht zutrifft. Die Prüfliste am Ende führt durch die Punkte, an denen Mehrkostenankündigungen in der Praxis scheitern.</w:t>
+        <w:t>Mit diesem Musterschreiben melden Sie als Auftragnehmer Ihren Anspruch auf besondere Vergütung für eine Leistung an, die der Vertrag nicht vorsieht. Das Schreiben muss beim Auftraggeber sein, bevor Sie mit der zusätzlichen Leistung beginnen. Ersetzen Sie die Platzhalter in eckigen Klammern durch Ihre Angaben und streichen Sie, was nicht zutrifft. Die Prüfliste am Ende führt durch die Punkte, an denen Mehrkostenankündigungen in der Praxis scheitern.</w:t>
       </w:r>
     </w:p>
     <w:p>
@@ -1206,7 +1206,7 @@
           <w:color w:val="475262"/>
           <w:sz w:val="18"/>
         </w:rPr>
-        <w:t>• Nach § 2 Abs. 6 Nr. 1 Satz 2 VOB/B muss der Auftragnehmer den Anspruch dem Auftraggeber ankündigen, bevor er mit der Ausführung der Leistung beginnt. Die Fachliteratur behandelt diese Ankündigung als echte Anspruchsvoraussetzung.</w:t>
+        <w:t>• § 2 Abs. 6 Nr. 1 Satz 2 VOB/B verlangt vom Auftragnehmer, seinen Anspruch gegenüber dem Auftraggeber anzukündigen, und zwar bevor er die Leistung auszuführen beginnt. Die Fachliteratur behandelt diese Ankündigung als echte Anspruchsvoraussetzung.</w:t>
       </w:r>
     </w:p>
     <w:p>
@@ -1254,7 +1254,7 @@
           <w:color w:val="475262"/>
           <w:sz w:val="18"/>
         </w:rPr>
-        <w:t>• Ausnahmsweise kann die Ankündigung entbehrlich sein, etwa wenn der Auftraggeber von der Entgeltlichkeit ausgehen musste oder dem Auftragnehmer keine Alternative zur sofortigen Ausführung blieb. Für den Ausnahmefall ist der Auftragnehmer darlegungs- und beweispflichtig.</w:t>
+        <w:t>• Ausnahmsweise kann eine Ankündigung entbehrlich sein, zum Beispiel wenn der Auftraggeber ohnehin damit rechnen musste, dass die Leistung zu bezahlen ist, oder wenn der Auftragnehmer sofort ausführen musste, weil ihm keine andere Wahl blieb. Für den Ausnahmefall ist der Auftragnehmer darlegungs- und beweispflichtig.</w:t>
       </w:r>
     </w:p>
     <w:p>
@@ -1278,7 +1278,7 @@
           <w:color w:val="475262"/>
           <w:sz w:val="18"/>
         </w:rPr>
-        <w:t>• Zusätzliche Leistungen muss der Auftragnehmer nach § 1 Abs. 4 Satz 1 VOB/B nur ausführen, wenn sie zur Ausführung der vertraglichen Leistung erforderlich werden und sein Betrieb darauf eingerichtet ist.</w:t>
+        <w:t>• Zur Ausführung zusätzlicher Leistungen ist der Auftragnehmer nach § 1 Abs. 4 Satz 1 VOB/B nur verpflichtet, soweit sie für die vertragliche Leistung notwendig werden und sein Betrieb auf derartige Arbeiten ausgelegt ist.</w:t>
       </w:r>
     </w:p>
     <w:p>
@@ -1290,7 +1290,7 @@
           <w:color w:val="475262"/>
           <w:sz w:val="18"/>
         </w:rPr>
-        <w:t>• Die Höhe bestimmt sich nach § 2 Abs. 6 Nr. 2 VOB/B nach den Grundlagen der Preisermittlung für die vertragliche Leistung und den besonderen Kosten der geforderten Leistung. Die Vergütung ist möglichst vor Beginn der Ausführung zu vereinbaren.</w:t>
+        <w:t>• Für die Höhe verweist § 2 Abs. 6 Nr. 2 VOB/B auf die Kalkulationsgrundlagen der Vertragsleistung, ergänzt um die besonderen Kosten, die die zusätzlich geforderte Leistung verursacht. Nach Möglichkeit sollen sich die Parteien über die Vergütung einigen, bevor die Ausführung beginnt.</w:t>
       </w:r>
     </w:p>
     <w:p>
